--- a/atelier/atelier_152.docx
+++ b/atelier/atelier_152.docx
@@ -474,7 +474,7 @@
                 <w:b w:val="false"/>
                 <w:bCs w:val="false"/>
               </w:rPr>
-              <w:t xml:space="preserve">Seuil de taille en place (#151)</w:t>
+              <w:t xml:space="preserve">Seuil de taille en place</w:t>
             </w:r>
           </w:p>
         </w:tc>
@@ -493,7 +493,7 @@
         <w:spacing w:after="120"/>
       </w:pPr>
       <w:r>
-        <w:t xml:space="preserve">Le seuil (#151) signale les grosses MR au cas par cas. Pour aller plus loin et clore Q04, on peut anticiper : certains TYPES de sujets produisent presque toujours de grosses MR — une migration, l’ajout d’une grosse fonctionnalité transverse, un refactoring large, l’intégration d’une nouvelle dépendance. Si on les reconnaît à l’avance, on peut prévoir le découpage dès la conception (cf. #149), plutôt que de réagir au dépassement. Le sujet de cet atelier est d’identifier ces patterns récurrents de la squad et de définir, pour chacun, une stratégie d’anticipation. On passe du curatif (réagir à une grosse MR) au préventif (savoir qu’un sujet sera gros et le découper d’emblée).</w:t>
+        <w:t xml:space="preserve">Le seuil signale les grosses MR au cas par cas. Pour aller plus loin et clore Q04, on peut anticiper : certains TYPES de sujets produisent presque toujours de grosses MR — une migration, l’ajout d’une grosse fonctionnalité transverse, un refactoring large, l’intégration d’une nouvelle dépendance. Si on les reconnaît à l’avance, on peut prévoir le découpage dès la conception (cf.), plutôt que de réagir au dépassement. Le sujet de cet atelier est d’identifier ces patterns récurrents de la squad et de définir, pour chacun, une stratégie d’anticipation. On passe du curatif (réagir à une grosse MR) au préventif (savoir qu’un sujet sera gros et le découper d’emblée).</w:t>
       </w:r>
     </w:p>
     <w:p>
@@ -527,33 +527,33 @@
         <w:spacing w:after="80"/>
       </w:pPr>
       <w:r>
-        <w:t xml:space="preserve">Anticiper permet de découper à la conception : si on sait dès le départ qu’un sujet sera gros, on planifie son découpage avant de coder (cf. #149) — au lieu de découvrir une MR de 50 fichiers une fois écrite. L’anticipation déplace le découpage au bon moment, là où il est possible.</w:t>
-      </w:r>
-    </w:p>
-    <w:p>
-      <w:pPr>
-        <w:pStyle w:val="ListParagraph"/>
-        <w:numPr>
-          <w:ilvl w:val="0"/>
-          <w:numId w:val="2"/>
-        </w:numPr>
-        <w:spacing w:after="80"/>
-      </w:pPr>
-      <w:r>
-        <w:t xml:space="preserve">Chaque pattern a sa stratégie de découpage : une migration se découpe par étapes (préparer, migrer un sous-ensemble, basculer) ; une fonctionnalité transverse se tranche en valeur (#149) derrière un flag ; un refactoring large se fait par petits pas successifs. Connaître le pattern oriente vers la bonne technique de découpage.</w:t>
-      </w:r>
-    </w:p>
-    <w:p>
-      <w:pPr>
-        <w:pStyle w:val="ListParagraph"/>
-        <w:numPr>
-          <w:ilvl w:val="0"/>
-          <w:numId w:val="2"/>
-        </w:numPr>
-        <w:spacing w:after="80"/>
-      </w:pPr>
-      <w:r>
-        <w:t xml:space="preserve">C’est la consolidation de Q04 : après avoir compris (#148), appris (#149), pratiqué (#150) et posé un seuil (#151), anticiper les patterns rend le découpage proactif et durable. La squad ne réagit plus aux grosses MR — elle les empêche d’apparaître. C’est la maturité de l’axe.</w:t>
+        <w:t xml:space="preserve">Anticiper permet de découper à la conception : si on sait dès le départ qu’un sujet sera gros, on planifie son découpage avant de coder (cf.) — au lieu de découvrir une MR de 50 fichiers une fois écrite. L’anticipation déplace le découpage au bon moment, là où il est possible.</w:t>
+      </w:r>
+    </w:p>
+    <w:p>
+      <w:pPr>
+        <w:pStyle w:val="ListParagraph"/>
+        <w:numPr>
+          <w:ilvl w:val="0"/>
+          <w:numId w:val="2"/>
+        </w:numPr>
+        <w:spacing w:after="80"/>
+      </w:pPr>
+      <w:r>
+        <w:t xml:space="preserve">Chaque pattern a sa stratégie de découpage : une migration se découpe par étapes (préparer, migrer un sous-ensemble, basculer) ; une fonctionnalité transverse se tranche en valeur derrière un flag ; un refactoring large se fait par petits pas successifs. Connaître le pattern oriente vers la bonne technique de découpage.</w:t>
+      </w:r>
+    </w:p>
+    <w:p>
+      <w:pPr>
+        <w:pStyle w:val="ListParagraph"/>
+        <w:numPr>
+          <w:ilvl w:val="0"/>
+          <w:numId w:val="2"/>
+        </w:numPr>
+        <w:spacing w:after="80"/>
+      </w:pPr>
+      <w:r>
+        <w:t xml:space="preserve">C’est la consolidation de Q04 : après avoir compris, appris, pratiqué et posé un seuil, anticiper les patterns rend le découpage proactif et durable. La squad ne réagit plus aux grosses MR — elle les empêche d’apparaître. C’est la maturité de l’axe.</w:t>
       </w:r>
     </w:p>
     <w:p>
@@ -885,7 +885,7 @@
         <w:spacing w:after="120"/>
       </w:pPr>
       <w:r>
-        <w:t xml:space="preserve">Avec l’anticipation des patterns, la question Q04 est complète : comprendre (#148), apprendre le slicing (#149), pratiquer (#150), poser un seuil (#151), anticiper (#152). La taille des MR est maîtrisée à la source et de façon proactive. L’axe Review tout entier est désormais complet : vitesse (Q01), gouvernance (Q02), qualité (Q03), taille (Q04). Le socle de slicing (#149) reste réutilisé par renvoi en Delivery (D01-55) et Résilience (R04-175).</w:t>
+        <w:t xml:space="preserve">Avec l’anticipation des patterns, la question Q04 est complète : comprendre, apprendre le slicing, pratiquer, poser un seuil, anticiper. La taille des MR est maîtrisée à la source et de façon proactive. L’axe Review tout entier est désormais complet : vitesse (Q01), gouvernance (Q02), qualité (Q03), taille (Q04). Le socle de slicing reste réutilisé par renvoi en Delivery (D01-55) et Résilience (R04-175).</w:t>
       </w:r>
     </w:p>
     <w:p>
